--- a/Object Oriented Programming/Object Oriented Programming Lab (CSL-210)/SE LAB FILE ESSENTIALS CF.docx
+++ b/Object Oriented Programming/Object Oriented Programming Lab (CSL-210)/SE LAB FILE ESSENTIALS CF.docx
@@ -263,7 +263,7 @@
           <w:sz w:val="40"/>
           <w:szCs w:val="40"/>
         </w:rPr>
-        <w:t xml:space="preserve">- </w:t>
+        <w:t>-</w:t>
       </w:r>
       <w:r>
         <w:rPr>
@@ -279,7 +279,15 @@
           <w:sz w:val="40"/>
           <w:szCs w:val="40"/>
         </w:rPr>
-        <w:t xml:space="preserve"> (B</w:t>
+        <w:t xml:space="preserve"> </w:t>
+      </w:r>
+      <w:r>
+        <w:rPr>
+          <w:rFonts w:ascii="Britannic Bold" w:hAnsi="Britannic Bold"/>
+          <w:sz w:val="40"/>
+          <w:szCs w:val="40"/>
+        </w:rPr>
+        <w:t>(B</w:t>
       </w:r>
       <w:r>
         <w:rPr>
@@ -416,18 +424,18 @@
         <mc:AlternateContent>
           <mc:Choice Requires="wps">
             <w:drawing>
-              <wp:anchor distT="0" distB="0" distL="114300" distR="114300" simplePos="0" relativeHeight="251663360" behindDoc="0" locked="0" layoutInCell="1" allowOverlap="1" wp14:anchorId="74CC1553" wp14:editId="0C6FAED3">
+              <wp:anchor distT="0" distB="0" distL="114300" distR="114300" simplePos="0" relativeHeight="251662336" behindDoc="0" locked="0" layoutInCell="1" allowOverlap="1" wp14:anchorId="19C7B667" wp14:editId="02CB8C7A">
                 <wp:simplePos x="0" y="0"/>
-                <wp:positionH relativeFrom="margin">
+                <wp:positionH relativeFrom="column">
                   <wp:posOffset>5086350</wp:posOffset>
                 </wp:positionH>
                 <wp:positionV relativeFrom="paragraph">
-                  <wp:posOffset>196215</wp:posOffset>
+                  <wp:posOffset>203200</wp:posOffset>
                 </wp:positionV>
-                <wp:extent cx="1651000" cy="393700"/>
-                <wp:effectExtent l="0" t="0" r="0" b="6350"/>
+                <wp:extent cx="1422400" cy="361950"/>
+                <wp:effectExtent l="0" t="0" r="0" b="0"/>
                 <wp:wrapNone/>
-                <wp:docPr id="6" name="Text Box 6"/>
+                <wp:docPr id="8" name="Text Box 8"/>
                 <wp:cNvGraphicFramePr/>
                 <a:graphic xmlns:a="http://schemas.openxmlformats.org/drawingml/2006/main">
                   <a:graphicData uri="http://schemas.microsoft.com/office/word/2010/wordprocessingShape">
@@ -436,7 +444,7 @@
                       <wps:spPr>
                         <a:xfrm>
                           <a:off x="0" y="0"/>
-                          <a:ext cx="1651000" cy="393700"/>
+                          <a:ext cx="1422400" cy="361950"/>
                         </a:xfrm>
                         <a:prstGeom prst="rect">
                           <a:avLst/>
@@ -452,7 +460,6 @@
                             <w:pPr>
                               <w:rPr>
                                 <w:rFonts w:ascii="Britannic Bold" w:hAnsi="Britannic Bold"/>
-                                <w:color w:val="000000" w:themeColor="text1"/>
                                 <w:sz w:val="28"/>
                                 <w:szCs w:val="28"/>
                               </w:rPr>
@@ -460,10 +467,8 @@
                             <w:r>
                               <w:rPr>
                                 <w:rFonts w:ascii="Britannic Bold" w:hAnsi="Britannic Bold"/>
-                                <w:color w:val="000000" w:themeColor="text1"/>
                                 <w:sz w:val="28"/>
                                 <w:szCs w:val="28"/>
-                                <w:shd w:val="clear" w:color="auto" w:fill="FFFFFF"/>
                               </w:rPr>
                               <w:t>81962</w:t>
                             </w:r>
@@ -479,26 +484,22 @@
                     </wps:wsp>
                   </a:graphicData>
                 </a:graphic>
-                <wp14:sizeRelV relativeFrom="margin">
-                  <wp14:pctHeight>0</wp14:pctHeight>
-                </wp14:sizeRelV>
               </wp:anchor>
             </w:drawing>
           </mc:Choice>
           <mc:Fallback>
             <w:pict>
-              <v:shapetype w14:anchorId="74CC1553" id="_x0000_t202" coordsize="21600,21600" o:spt="202" path="m,l,21600r21600,l21600,xe">
+              <v:shapetype w14:anchorId="19C7B667" id="_x0000_t202" coordsize="21600,21600" o:spt="202" path="m,l,21600r21600,l21600,xe">
                 <v:stroke joinstyle="miter"/>
                 <v:path gradientshapeok="t" o:connecttype="rect"/>
               </v:shapetype>
-              <v:shape id="Text Box 6" o:spid="_x0000_s1026" type="#_x0000_t202" style="position:absolute;margin-left:400.5pt;margin-top:15.45pt;width:130pt;height:31pt;z-index:251663360;visibility:visible;mso-wrap-style:square;mso-height-percent:0;mso-wrap-distance-left:9pt;mso-wrap-distance-top:0;mso-wrap-distance-right:9pt;mso-wrap-distance-bottom:0;mso-position-horizontal:absolute;mso-position-horizontal-relative:margin;mso-position-vertical:absolute;mso-position-vertical-relative:text;mso-height-percent:0;mso-height-relative:margin;v-text-anchor:top" o:gfxdata="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" filled="f" stroked="f" strokeweight=".5pt">
+              <v:shape id="Text Box 8" o:spid="_x0000_s1026" type="#_x0000_t202" style="position:absolute;margin-left:400.5pt;margin-top:16pt;width:112pt;height:28.5pt;z-index:251662336;visibility:visible;mso-wrap-style:square;mso-wrap-distance-left:9pt;mso-wrap-distance-top:0;mso-wrap-distance-right:9pt;mso-wrap-distance-bottom:0;mso-position-horizontal:absolute;mso-position-horizontal-relative:text;mso-position-vertical:absolute;mso-position-vertical-relative:text;v-text-anchor:top" o:gfxdata="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" filled="f" stroked="f" strokeweight=".5pt">
                 <v:textbox>
                   <w:txbxContent>
                     <w:p>
                       <w:pPr>
                         <w:rPr>
                           <w:rFonts w:ascii="Britannic Bold" w:hAnsi="Britannic Bold"/>
-                          <w:color w:val="000000" w:themeColor="text1"/>
                           <w:sz w:val="28"/>
                           <w:szCs w:val="28"/>
                         </w:rPr>
@@ -506,17 +507,14 @@
                       <w:r>
                         <w:rPr>
                           <w:rFonts w:ascii="Britannic Bold" w:hAnsi="Britannic Bold"/>
-                          <w:color w:val="000000" w:themeColor="text1"/>
                           <w:sz w:val="28"/>
                           <w:szCs w:val="28"/>
-                          <w:shd w:val="clear" w:color="auto" w:fill="FFFFFF"/>
                         </w:rPr>
                         <w:t>81962</w:t>
                       </w:r>
                     </w:p>
                   </w:txbxContent>
                 </v:textbox>
-                <w10:wrap anchorx="margin"/>
               </v:shape>
             </w:pict>
           </mc:Fallback>
@@ -662,9 +660,8 @@
           <w:szCs w:val="30"/>
           <w:u w:val="single"/>
         </w:rPr>
-        <w:t>(</w:t>
-      </w:r>
-      <w:proofErr w:type="gramStart"/>
+        <w:t xml:space="preserve">(Name)                                         </w:t>
+      </w:r>
       <w:r>
         <w:rPr>
           <w:rFonts w:ascii="Britannic Bold" w:hAnsi="Britannic Bold"/>
@@ -672,9 +669,8 @@
           <w:szCs w:val="30"/>
           <w:u w:val="single"/>
         </w:rPr>
-        <w:t xml:space="preserve">Name)   </w:t>
-      </w:r>
-      <w:proofErr w:type="gramEnd"/>
+        <w:t xml:space="preserve">  </w:t>
+      </w:r>
       <w:r>
         <w:rPr>
           <w:rFonts w:ascii="Britannic Bold" w:hAnsi="Britannic Bold"/>
@@ -682,7 +678,7 @@
           <w:szCs w:val="30"/>
           <w:u w:val="single"/>
         </w:rPr>
-        <w:t xml:space="preserve">                                      </w:t>
+        <w:t xml:space="preserve">   </w:t>
       </w:r>
       <w:r>
         <w:rPr>
@@ -691,7 +687,7 @@
           <w:szCs w:val="30"/>
           <w:u w:val="single"/>
         </w:rPr>
-        <w:t xml:space="preserve">  </w:t>
+        <w:t xml:space="preserve">   </w:t>
       </w:r>
       <w:r>
         <w:rPr>
@@ -700,7 +696,7 @@
           <w:szCs w:val="30"/>
           <w:u w:val="single"/>
         </w:rPr>
-        <w:t xml:space="preserve">   </w:t>
+        <w:t xml:space="preserve"> </w:t>
       </w:r>
       <w:r>
         <w:rPr>
@@ -709,24 +705,6 @@
           <w:szCs w:val="30"/>
           <w:u w:val="single"/>
         </w:rPr>
-        <w:t xml:space="preserve">   </w:t>
-      </w:r>
-      <w:r>
-        <w:rPr>
-          <w:rFonts w:ascii="Britannic Bold" w:hAnsi="Britannic Bold"/>
-          <w:sz w:val="30"/>
-          <w:szCs w:val="30"/>
-          <w:u w:val="single"/>
-        </w:rPr>
-        <w:t xml:space="preserve"> </w:t>
-      </w:r>
-      <w:r>
-        <w:rPr>
-          <w:rFonts w:ascii="Britannic Bold" w:hAnsi="Britannic Bold"/>
-          <w:sz w:val="30"/>
-          <w:szCs w:val="30"/>
-          <w:u w:val="single"/>
-        </w:rPr>
         <w:t>(Reg. No.)</w:t>
       </w:r>
       <w:r>
@@ -838,7 +816,6 @@
           <w:rFonts w:ascii="Britannic Bold" w:hAnsi="Britannic Bold"/>
           <w:sz w:val="36"/>
           <w:szCs w:val="36"/>
-          <w:u w:val="single"/>
         </w:rPr>
       </w:pPr>
     </w:p>
@@ -846,6 +823,13 @@
       <w:pPr>
         <w:pStyle w:val="NoSpacing"/>
         <w:jc w:val="center"/>
+        <w:rPr>
+          <w:rFonts w:ascii="Britannic Bold" w:hAnsi="Britannic Bold"/>
+          <w:sz w:val="36"/>
+          <w:szCs w:val="36"/>
+        </w:rPr>
+      </w:pPr>
+      <w:r>
         <w:rPr>
           <w:rFonts w:ascii="Britannic Bold" w:hAnsi="Britannic Bold"/>
           <w:color w:val="000000" w:themeColor="text1"/>
@@ -853,7 +837,8 @@
           <w:szCs w:val="36"/>
           <w:u w:val="single"/>
         </w:rPr>
-      </w:pPr>
+        <w:t>Engr.Mahawish/</w:t>
+      </w:r>
       <w:r>
         <w:rPr>
           <w:rFonts w:ascii="Britannic Bold" w:hAnsi="Britannic Bold"/>
@@ -882,20 +867,18 @@
           <w:szCs w:val="36"/>
           <w:u w:val="single"/>
         </w:rPr>
-        <w:t>SANIYA SHAIKH</w:t>
-      </w:r>
-    </w:p>
-    <w:p>
-      <w:pPr>
-        <w:pStyle w:val="NoSpacing"/>
-        <w:jc w:val="center"/>
-        <w:rPr>
-          <w:rFonts w:ascii="Britannic Bold" w:hAnsi="Britannic Bold"/>
+        <w:t>S</w:t>
+      </w:r>
+      <w:r>
+        <w:rPr>
+          <w:rFonts w:ascii="Britannic Bold" w:hAnsi="Britannic Bold"/>
+          <w:color w:val="000000" w:themeColor="text1"/>
           <w:sz w:val="36"/>
           <w:szCs w:val="36"/>
           <w:u w:val="single"/>
         </w:rPr>
-      </w:pPr>
+        <w:t>aniya Shaikh</w:t>
+      </w:r>
     </w:p>
     <w:p>
       <w:pPr>
@@ -927,6 +910,18 @@
         <w:jc w:val="center"/>
         <w:rPr>
           <w:rFonts w:ascii="Britannic Bold" w:hAnsi="Britannic Bold"/>
+          <w:sz w:val="36"/>
+          <w:szCs w:val="36"/>
+          <w:u w:val="single"/>
+        </w:rPr>
+      </w:pPr>
+    </w:p>
+    <w:p>
+      <w:pPr>
+        <w:pStyle w:val="NoSpacing"/>
+        <w:jc w:val="center"/>
+        <w:rPr>
+          <w:rFonts w:ascii="Britannic Bold" w:hAnsi="Britannic Bold"/>
           <w:sz w:val="24"/>
           <w:szCs w:val="24"/>
           <w:u w:val="single"/>
@@ -1066,19 +1061,8 @@
           <w:szCs w:val="24"/>
           <w:u w:val="single"/>
         </w:rPr>
-        <w:t xml:space="preserve">      </w:t>
-      </w:r>
-      <w:proofErr w:type="gramStart"/>
-      <w:r>
-        <w:rPr>
-          <w:rFonts w:ascii="Britannic Bold" w:hAnsi="Britannic Bold"/>
-          <w:sz w:val="24"/>
-          <w:szCs w:val="24"/>
-          <w:u w:val="single"/>
-        </w:rPr>
-        <w:t xml:space="preserve">  .</w:t>
-      </w:r>
-      <w:proofErr w:type="gramEnd"/>
+        <w:t xml:space="preserve">        .</w:t>
+      </w:r>
     </w:p>
     <w:p>
       <w:pPr>
@@ -4560,16 +4544,7 @@
                 <w:sz w:val="24"/>
                 <w:szCs w:val="24"/>
               </w:rPr>
-              <w:t xml:space="preserve"> in a </w:t>
-            </w:r>
-            <w:proofErr w:type="gramStart"/>
-            <w:r>
-              <w:rPr>
-                <w:rFonts w:ascii="Times New Roman" w:hAnsi="Times New Roman" w:cs="Times New Roman"/>
-                <w:sz w:val="24"/>
-                <w:szCs w:val="24"/>
-              </w:rPr>
-              <w:t>U</w:t>
+              <w:t xml:space="preserve"> in a U</w:t>
             </w:r>
             <w:r>
               <w:rPr>
@@ -4579,7 +4554,6 @@
               </w:rPr>
               <w:t>niversity</w:t>
             </w:r>
-            <w:proofErr w:type="gramEnd"/>
             <w:r>
               <w:rPr>
                 <w:rFonts w:ascii="Times New Roman" w:hAnsi="Times New Roman" w:cs="Times New Roman"/>
